--- a/docs/downloads/john-nelson-darby/تم/doc_0312.docx
+++ b/docs/downloads/john-nelson-darby/تم/doc_0312.docx
@@ -1,623 +1,1135 @@
 
 <file path=word/document.xml><?xml version="1.0" encoding="utf-8"?>
-<w:document xmlns:wpc="http://schemas.microsoft.com/office/word/2010/wordprocessingCanvas" xmlns:cx="http://schemas.microsoft.com/office/drawing/2014/chartex" xmlns:cx1="http://schemas.microsoft.com/office/drawing/2015/9/8/chartex" xmlns:cx2="http://schemas.microsoft.com/office/drawing/2015/10/21/chartex" xmlns:cx3="http://schemas.microsoft.com/office/drawing/2016/5/9/chartex" xmlns:cx4="http://schemas.microsoft.com/office/drawing/2016/5/10/chartex" xmlns:cx5="http://schemas.microsoft.com/office/drawing/2016/5/11/chartex" xmlns:cx6="http://schemas.microsoft.com/office/drawing/2016/5/12/chartex" xmlns:cx7="http://schemas.microsoft.com/office/drawing/2016/5/13/chartex" xmlns:cx8="http://schemas.microsoft.com/office/drawing/2016/5/14/chartex" xmlns:mc="http://schemas.openxmlformats.org/markup-compatibility/2006" xmlns:aink="http://schemas.microsoft.com/office/drawing/2016/ink" xmlns:am3d="http://schemas.microsoft.com/office/drawing/2017/model3d" xmlns:o="urn:schemas-microsoft-com:office:office" xmlns:r="http://schemas.openxmlformats.org/officeDocument/2006/relationships" xmlns:m="http://schemas.openxmlformats.org/officeDocument/2006/math" xmlns:v="urn:schemas-microsoft-com:vml" xmlns:wp14="http://schemas.microsoft.com/office/word/2010/wordprocessingDrawing" xmlns:wp="http://schemas.openxmlformats.org/drawingml/2006/wordprocessingDrawing" xmlns:w10="urn:schemas-microsoft-com:office:word" xmlns:w="http://schemas.openxmlformats.org/wordprocessingml/2006/main" xmlns:w14="http://schemas.microsoft.com/office/word/2010/wordml" xmlns:w15="http://schemas.microsoft.com/office/word/2012/wordml" xmlns:w16cid="http://schemas.microsoft.com/office/word/2016/wordml/cid" xmlns:w16se="http://schemas.microsoft.com/office/word/2015/wordml/symex" xmlns:wpg="http://schemas.microsoft.com/office/word/2010/wordprocessingGroup" xmlns:wpi="http://schemas.microsoft.com/office/word/2010/wordprocessingInk" xmlns:wne="http://schemas.microsoft.com/office/word/2006/wordml" xmlns:wps="http://schemas.microsoft.com/office/word/2010/wordprocessingShape" mc:Ignorable="w14 w15 w16se w16cid wp14">
+<w:document xmlns:wpc="http://schemas.microsoft.com/office/word/2010/wordprocessingCanvas" xmlns:cx="http://schemas.microsoft.com/office/drawing/2014/chartex" xmlns:cx1="http://schemas.microsoft.com/office/drawing/2015/9/8/chartex" xmlns:cx2="http://schemas.microsoft.com/office/drawing/2015/10/21/chartex" xmlns:cx3="http://schemas.microsoft.com/office/drawing/2016/5/9/chartex" xmlns:cx4="http://schemas.microsoft.com/office/drawing/2016/5/10/chartex" xmlns:cx5="http://schemas.microsoft.com/office/drawing/2016/5/11/chartex" xmlns:cx6="http://schemas.microsoft.com/office/drawing/2016/5/12/chartex" xmlns:cx7="http://schemas.microsoft.com/office/drawing/2016/5/13/chartex" xmlns:cx8="http://schemas.microsoft.com/office/drawing/2016/5/14/chartex" xmlns:mc="http://schemas.openxmlformats.org/markup-compatibility/2006" xmlns:aink="http://schemas.microsoft.com/office/drawing/2016/ink" xmlns:am3d="http://schemas.microsoft.com/office/drawing/2017/model3d" xmlns:o="urn:schemas-microsoft-com:office:office" xmlns:oel="http://schemas.microsoft.com/office/2019/extlst" xmlns:r="http://schemas.openxmlformats.org/officeDocument/2006/relationships" xmlns:m="http://schemas.openxmlformats.org/officeDocument/2006/math" xmlns:v="urn:schemas-microsoft-com:vml" xmlns:wp14="http://schemas.microsoft.com/office/word/2010/wordprocessingDrawing" xmlns:wp="http://schemas.openxmlformats.org/drawingml/2006/wordprocessingDrawing" xmlns:w10="urn:schemas-microsoft-com:office:word" xmlns:w="http://schemas.openxmlformats.org/wordprocessingml/2006/main" xmlns:w14="http://schemas.microsoft.com/office/word/2010/wordml" xmlns:w15="http://schemas.microsoft.com/office/word/2012/wordml" xmlns:w16cex="http://schemas.microsoft.com/office/word/2018/wordml/cex" xmlns:w16cid="http://schemas.microsoft.com/office/word/2016/wordml/cid" xmlns:w16="http://schemas.microsoft.com/office/word/2018/wordml" xmlns:w16sdtdh="http://schemas.microsoft.com/office/word/2020/wordml/sdtdatahash" xmlns:w16se="http://schemas.microsoft.com/office/word/2015/wordml/symex" xmlns:wpg="http://schemas.microsoft.com/office/word/2010/wordprocessingGroup" xmlns:wpi="http://schemas.microsoft.com/office/word/2010/wordprocessingInk" xmlns:wne="http://schemas.microsoft.com/office/word/2006/wordml" xmlns:wps="http://schemas.microsoft.com/office/word/2010/wordprocessingShape" mc:Ignorable="w14 w15 w16se w16cid w16 w16cex w16sdtdh wp14">
   <w:body>
     <w:p>
       <w:pPr>
-        <w:bidi/>
         <w:jc w:val="both"/>
         <w:rPr>
-          <w:rFonts w:ascii="Sakkal Majalla" w:hAnsi="Sakkal Majalla" w:cs="Sakkal Majalla"/>
-          <w:sz w:val="28"/>
-          <w:szCs w:val="28"/>
-          <w:rtl/>
+          <w:rtl/>
+          <w:lang w:bidi="ar-AE"/>
         </w:rPr>
       </w:pPr>
-      <w:hyperlink r:id="rId5" w:anchor=":~:text=die%20der%20Herr%20Jesus%20hier%20einnimmt%2C%20zeigt,unserer%20Erh%C3%B6hung%20befindet.%20Wenn%20wir" w:history="1">
+      <w:hyperlink r:id="rId4" w:history="1">
         <w:r>
           <w:rPr>
             <w:rStyle w:val="Hyperlink"/>
-            <w:rFonts w:ascii="Sakkal Majalla" w:hAnsi="Sakkal Majalla" w:cs="Sakkal Majalla" w:hint="cs"/>
-            <w:sz w:val="28"/>
-            <w:szCs w:val="28"/>
             <w:rtl/>
+            <w:lang w:bidi="ar-AE"/>
           </w:rPr>
-          <w:t>الاتضاع الحقيقي</w:t>
+          <w:t>التقديس يوحنا 17 - الولادة الجديدة</w:t>
         </w:r>
       </w:hyperlink>
+      <w:r>
+        <w:rPr>
+          <w:rtl/>
+          <w:lang w:bidi="ar-AE"/>
+        </w:rPr>
+        <w:t xml:space="preserve"> </w:t>
+      </w:r>
     </w:p>
     <w:p>
       <w:pPr>
-        <w:bidi/>
         <w:jc w:val="both"/>
         <w:rPr>
-          <w:rFonts w:ascii="Sakkal Majalla" w:hAnsi="Sakkal Majalla" w:cs="Sakkal Majalla"/>
-          <w:sz w:val="28"/>
-          <w:szCs w:val="28"/>
-          <w:rtl/>
+          <w:rtl/>
+          <w:lang w:bidi="ar-AE"/>
         </w:rPr>
       </w:pPr>
       <w:r>
         <w:rPr>
-          <w:rFonts w:ascii="Sakkal Majalla" w:hAnsi="Sakkal Majalla" w:cs="Sakkal Majalla" w:hint="cs"/>
-          <w:sz w:val="28"/>
-          <w:szCs w:val="28"/>
-          <w:rtl/>
-        </w:rPr>
-        <w:t>يوحنا نلسون داربي</w:t>
+          <w:lang w:bidi="ar-AE"/>
+        </w:rPr>
+        <w:t>John Nelson Darby</w:t>
       </w:r>
     </w:p>
     <w:p>
       <w:pPr>
-        <w:bidi/>
         <w:jc w:val="both"/>
         <w:rPr>
-          <w:rFonts w:ascii="Sakkal Majalla" w:hAnsi="Sakkal Majalla" w:cs="Sakkal Majalla"/>
-          <w:sz w:val="28"/>
-          <w:szCs w:val="28"/>
-          <w:rtl/>
+          <w:rtl/>
+          <w:lang w:val="de-DE" w:bidi="ar-AE"/>
         </w:rPr>
       </w:pPr>
       <w:r>
         <w:rPr>
-          <w:rFonts w:ascii="Sakkal Majalla" w:hAnsi="Sakkal Majalla" w:cs="Sakkal Majalla" w:hint="cs"/>
-          <w:sz w:val="28"/>
-          <w:szCs w:val="28"/>
-          <w:rtl/>
-        </w:rPr>
-        <w:t xml:space="preserve">صحيح أن جميع المؤمنين قرأوا يوحنا 13: 1 </w:t>
-      </w:r>
-      <w:r>
-        <w:rPr>
-          <w:rFonts w:ascii="Sakkal Majalla" w:hAnsi="Sakkal Majalla" w:cs="Sakkal Majalla"/>
-          <w:sz w:val="28"/>
-          <w:szCs w:val="28"/>
-          <w:rtl/>
+          <w:rFonts w:hint="cs"/>
+          <w:rtl/>
+          <w:lang w:bidi="ar-AE"/>
+        </w:rPr>
+        <w:t>إننا أيضًا نقرأ: "</w:t>
+      </w:r>
+      <w:r>
+        <w:rPr>
+          <w:rtl/>
+          <w:lang w:bidi="ar-AE"/>
+        </w:rPr>
+        <w:t>فَبِهذِهِ الْمَشِيئَةِ نَحْنُ مُقَدَّسُونَ بِتَقْدِيمِ جَسَدِ يَسُوعَ الْمَسِيحِ مَرَّةً وَاحِدَةً.</w:t>
+      </w:r>
+      <w:r>
+        <w:rPr>
+          <w:rFonts w:hint="cs"/>
+          <w:rtl/>
+          <w:lang w:bidi="ar-AE"/>
+        </w:rPr>
+        <w:t xml:space="preserve">" (عبرانيين 10: 10). في رسالة العبرانيين دائمًا يتكلم عن التقديس بدم الصليب. هناك حدث انشقاق كامل بين الله والعالم. والمؤمن صار مخصصًا (مقدسًا) لله. عبرانيين 10: 10 يرينا قاعدتين للتقديس: مشيئة الله وذبيحة المسيح. وثالثًا ننال </w:t>
+      </w:r>
+      <w:r>
+        <w:rPr>
+          <w:rtl/>
+          <w:lang w:bidi="ar-AE"/>
         </w:rPr>
         <w:t>–</w:t>
       </w:r>
       <w:r>
         <w:rPr>
-          <w:rFonts w:ascii="Sakkal Majalla" w:hAnsi="Sakkal Majalla" w:cs="Sakkal Majalla" w:hint="cs"/>
-          <w:sz w:val="28"/>
-          <w:szCs w:val="28"/>
-          <w:rtl/>
-        </w:rPr>
-        <w:t xml:space="preserve"> 18 أكثر من مرة من أجل بنيانهم. ولكننا هنا لا نريد أن نتكلم عن محتواه العام، وإنما فيما هو أكثر عن تطبيقه. هذا المقطع هو إشارة للترتيب، في أنه كان على الكهنة عند خدمتهم في القُدس، أن يغسلوا أياديهم وأقدامهم في المرحضة النحاسية. وأما نحن فمدعوين بأن نغسل أقدام بعضنا البعض؛ ولكن هذا معناه خدمة النعمة. الرب يسوع يتمم هذه الخدمة من جانبه فينا وهذا يمتحن ضمائرنا. إن ما يتممه الرب في مثال، يحدث الآن في واقعه فينا. هو أتى بالماء والدم ليطهّر وليكفّر. لكن هذا المقطع لا يتكلم عن دم الكفارة، وإنما عن ماء الطهارة. يسوع يطهر كنيسته، وكل فرد من قديسيه بغُسل الماء، بالكلمة. فمن تطهر بالدم ليس له حاجة أبدًا بأن يتكرر فيه هذا التطهير بالدم، وإنما الروح القدس يعمل على غُسل الماء في القلوب، بكلمة الله.</w:t>
+          <w:rFonts w:hint="cs"/>
+          <w:rtl/>
+          <w:lang w:bidi="ar-AE"/>
+        </w:rPr>
+        <w:t xml:space="preserve"> وهذا هو الجانب العملي </w:t>
+      </w:r>
+      <w:r>
+        <w:rPr>
+          <w:rtl/>
+          <w:lang w:bidi="ar-AE"/>
+        </w:rPr>
+        <w:t>–</w:t>
+      </w:r>
+      <w:r>
+        <w:rPr>
+          <w:rFonts w:hint="cs"/>
+          <w:rtl/>
+          <w:lang w:bidi="ar-AE"/>
+        </w:rPr>
+        <w:t xml:space="preserve"> الروح القدس الذي فعلاً يتمم الأمر الذي هو القوة المباشرة التي تعمل فينا. "</w:t>
+      </w:r>
+      <w:r>
+        <w:rPr>
+          <w:rtl/>
+          <w:lang w:bidi="ar-AE"/>
+        </w:rPr>
+        <w:t xml:space="preserve">مُخْتَارِينَ  </w:t>
+      </w:r>
+      <w:r>
+        <w:rPr>
+          <w:rFonts w:ascii="Arial" w:hAnsi="Arial" w:cs="Arial" w:hint="cs"/>
+          <w:rtl/>
+          <w:lang w:bidi="ar-AE"/>
+        </w:rPr>
+        <w:t>​</w:t>
+      </w:r>
+      <w:r>
+        <w:rPr>
+          <w:rFonts w:hint="cs"/>
+          <w:rtl/>
+          <w:lang w:bidi="ar-AE"/>
+        </w:rPr>
+        <w:t>...</w:t>
+      </w:r>
+      <w:r>
+        <w:rPr>
+          <w:rtl/>
+          <w:lang w:bidi="ar-AE"/>
+        </w:rPr>
+        <w:t xml:space="preserve"> </w:t>
+      </w:r>
+      <w:r>
+        <w:rPr>
+          <w:rFonts w:hint="cs"/>
+          <w:rtl/>
+          <w:lang w:bidi="ar-AE"/>
+        </w:rPr>
+        <w:t>فِي</w:t>
+      </w:r>
+      <w:r>
+        <w:rPr>
+          <w:rtl/>
+          <w:lang w:bidi="ar-AE"/>
+        </w:rPr>
+        <w:t xml:space="preserve"> </w:t>
+      </w:r>
+      <w:r>
+        <w:rPr>
+          <w:rFonts w:hint="cs"/>
+          <w:rtl/>
+          <w:lang w:bidi="ar-AE"/>
+        </w:rPr>
+        <w:t>تَقْدِيسِ</w:t>
+      </w:r>
+      <w:r>
+        <w:rPr>
+          <w:rtl/>
+          <w:lang w:bidi="ar-AE"/>
+        </w:rPr>
+        <w:t xml:space="preserve"> </w:t>
+      </w:r>
+      <w:r>
+        <w:rPr>
+          <w:rFonts w:hint="cs"/>
+          <w:rtl/>
+          <w:lang w:bidi="ar-AE"/>
+        </w:rPr>
+        <w:t>الرُّوحِ</w:t>
+      </w:r>
+      <w:r>
+        <w:rPr>
+          <w:rtl/>
+          <w:lang w:bidi="ar-AE"/>
+        </w:rPr>
+        <w:t xml:space="preserve"> </w:t>
+      </w:r>
+      <w:r>
+        <w:rPr>
+          <w:rFonts w:hint="cs"/>
+          <w:rtl/>
+          <w:lang w:bidi="ar-AE"/>
+        </w:rPr>
+        <w:t>لِلطَّاعَةِ،</w:t>
+      </w:r>
+      <w:r>
+        <w:rPr>
+          <w:rtl/>
+          <w:lang w:bidi="ar-AE"/>
+        </w:rPr>
+        <w:t xml:space="preserve"> </w:t>
+      </w:r>
+      <w:r>
+        <w:rPr>
+          <w:rFonts w:hint="cs"/>
+          <w:rtl/>
+          <w:lang w:bidi="ar-AE"/>
+        </w:rPr>
+        <w:t>وَرَشِّ</w:t>
+      </w:r>
+      <w:r>
+        <w:rPr>
+          <w:rtl/>
+          <w:lang w:bidi="ar-AE"/>
+        </w:rPr>
+        <w:t xml:space="preserve"> </w:t>
+      </w:r>
+      <w:r>
+        <w:rPr>
+          <w:rFonts w:hint="cs"/>
+          <w:rtl/>
+          <w:lang w:bidi="ar-AE"/>
+        </w:rPr>
+        <w:t>دَمِ</w:t>
+      </w:r>
+      <w:r>
+        <w:rPr>
+          <w:rtl/>
+          <w:lang w:bidi="ar-AE"/>
+        </w:rPr>
+        <w:t xml:space="preserve"> </w:t>
+      </w:r>
+      <w:r>
+        <w:rPr>
+          <w:rFonts w:hint="cs"/>
+          <w:rtl/>
+          <w:lang w:bidi="ar-AE"/>
+        </w:rPr>
+        <w:t>يَسُوعَ</w:t>
+      </w:r>
+      <w:r>
+        <w:rPr>
+          <w:rtl/>
+          <w:lang w:bidi="ar-AE"/>
+        </w:rPr>
+        <w:t xml:space="preserve"> </w:t>
+      </w:r>
+      <w:r>
+        <w:rPr>
+          <w:rFonts w:hint="cs"/>
+          <w:rtl/>
+          <w:lang w:bidi="ar-AE"/>
+        </w:rPr>
+        <w:t>الْمَسِيحِ</w:t>
+      </w:r>
+      <w:r>
+        <w:rPr>
+          <w:rFonts w:hint="cs"/>
+          <w:rtl/>
+          <w:lang w:val="de-DE" w:bidi="ar-AE"/>
+        </w:rPr>
+        <w:t>" (1. بطرس 1: 2). فإننا نحصل في المسيح على حياة جديدة. "</w:t>
+      </w:r>
+      <w:r>
+        <w:rPr>
+          <w:rtl/>
+          <w:lang w:val="de-DE" w:bidi="ar-AE"/>
+        </w:rPr>
+        <w:t>مَنْ لَهُ الابْنُ فَلَهُ الْحَيَاةُ، وَمَنْ لَيْسَ لَهُ ابْنُ اللهِ فَلَيْسَتْ لَهُ الْحَيَاةُ.</w:t>
+      </w:r>
+      <w:r>
+        <w:rPr>
+          <w:rFonts w:hint="cs"/>
+          <w:rtl/>
+          <w:lang w:val="de-DE" w:bidi="ar-AE"/>
+        </w:rPr>
+        <w:t xml:space="preserve">" (1. يوحنا 5: 12). </w:t>
+      </w:r>
+      <w:r>
+        <w:rPr>
+          <w:rFonts w:hint="cs"/>
+          <w:rtl/>
+          <w:lang w:val="de-DE" w:bidi="ar-AE"/>
+        </w:rPr>
+        <w:t>هو طبعًا يتكلم عن الحياة الروحية. إن مَن ليس له الابن ليس له حياة على الإطلاق.</w:t>
       </w:r>
     </w:p>
     <w:p>
       <w:pPr>
-        <w:bidi/>
         <w:jc w:val="both"/>
         <w:rPr>
-          <w:rFonts w:ascii="Sakkal Majalla" w:hAnsi="Sakkal Majalla" w:cs="Sakkal Majalla"/>
-          <w:sz w:val="28"/>
-          <w:szCs w:val="28"/>
-          <w:rtl/>
+          <w:rtl/>
+          <w:lang w:val="de-DE" w:bidi="ar-AE"/>
         </w:rPr>
       </w:pPr>
       <w:r>
         <w:rPr>
-          <w:rFonts w:ascii="Sakkal Majalla" w:hAnsi="Sakkal Majalla" w:cs="Sakkal Majalla" w:hint="cs"/>
-          <w:sz w:val="28"/>
-          <w:szCs w:val="28"/>
-          <w:rtl/>
-        </w:rPr>
-        <w:t xml:space="preserve">إن المركز الذي يتخذه الرب يسوع هنا يرينا بأن المصدر لكل اتضاع موجود في وعينا بامتيازاتنا ورفعتنا. إن مكثنا بعيدين عن الرب، لن نجد أي اتضاع. إننا أيضًا لا نكون متضعين إن وضعنا أنفسنا بأنفسنا. الدودة في اتضاعها ليس بقولها بأنها ليست إنسان. فقط مَن يكون في مركز رفيع، يستطيع أن يتنازل في اتضاع؛ فالإمكانية الوحيدة بأن نتضع هو أن نكون بالقرب من الله. عندها فقط يمكننا أن نُظهر اللُطف نحو </w:t>
-      </w:r>
-      <w:r>
-        <w:rPr>
-          <w:rFonts w:ascii="Sakkal Majalla" w:hAnsi="Sakkal Majalla" w:cs="Sakkal Majalla" w:hint="cs"/>
-          <w:sz w:val="28"/>
-          <w:szCs w:val="28"/>
-          <w:rtl/>
-        </w:rPr>
-        <w:t>القريب</w:t>
-      </w:r>
-      <w:r>
-        <w:rPr>
-          <w:rFonts w:ascii="Sakkal Majalla" w:hAnsi="Sakkal Majalla" w:cs="Sakkal Majalla" w:hint="cs"/>
-          <w:sz w:val="28"/>
-          <w:szCs w:val="28"/>
-          <w:rtl/>
-        </w:rPr>
-        <w:t xml:space="preserve"> منا، وأن نتعامل بالرحمة، وننشغل في بؤسه في النعمة.</w:t>
+          <w:rFonts w:hint="cs"/>
+          <w:rtl/>
+          <w:lang w:val="de-DE" w:bidi="ar-AE"/>
+        </w:rPr>
+        <w:t xml:space="preserve">أنت تقول: ربما هذا لا يعلمه الجميع. إن ما </w:t>
+      </w:r>
+      <w:r>
+        <w:rPr>
+          <w:rFonts w:hint="cs"/>
+          <w:rtl/>
+          <w:lang w:val="de-DE" w:bidi="ar-AE"/>
+        </w:rPr>
+        <w:t>يتم تعليمه</w:t>
+      </w:r>
+      <w:r>
+        <w:rPr>
+          <w:rFonts w:hint="cs"/>
+          <w:rtl/>
+          <w:lang w:val="de-DE" w:bidi="ar-AE"/>
+        </w:rPr>
+        <w:t xml:space="preserve"> بشكل عام </w:t>
+      </w:r>
+      <w:r>
+        <w:rPr>
+          <w:rFonts w:hint="cs"/>
+          <w:rtl/>
+          <w:lang w:val="de-DE" w:bidi="ar-AE"/>
+        </w:rPr>
+        <w:t xml:space="preserve">هو </w:t>
+      </w:r>
+      <w:r>
+        <w:rPr>
+          <w:rFonts w:hint="cs"/>
+          <w:rtl/>
+          <w:lang w:val="de-DE" w:bidi="ar-AE"/>
+        </w:rPr>
+        <w:t>أن المرء يولد ثانية ولكنه يُعتبر كتغيير في الإنسان العتيق. أنت تقول، بأنك قبلاً كنت جسدًا، نفسًا وروحًا وبأنك أيضًا من بعد ذلك لست إلا جسدًا، نفسًا وروحًا، ولكن فقط في حالة متغيّرة ويُقال بأنه تطرف بأن نتكلم عن شيء إضافي آخر، عن طبيعتين، عن طبيعة جديدة قد أُضيفت إلى القديمة. لكن المسيح، حياتنا، هو حياة جديدة كليًا ما لم تكن حتى في آدم في حالة براءته. وهذا هو فعلاً مبدأ القداسة: المولود من الله هو شيء مقدس. نحن "</w:t>
+      </w:r>
+      <w:r>
+        <w:rPr>
+          <w:rtl/>
+          <w:lang w:val="de-DE" w:bidi="ar-AE"/>
+        </w:rPr>
+        <w:t>مَوْلُودِينَ ثَانِيَةً</w:t>
+      </w:r>
+      <w:r>
+        <w:rPr>
+          <w:rFonts w:hint="cs"/>
+          <w:rtl/>
+          <w:lang w:val="de-DE" w:bidi="ar-AE"/>
+        </w:rPr>
+        <w:t>...</w:t>
+      </w:r>
+      <w:r>
+        <w:rPr>
+          <w:rtl/>
+          <w:lang w:val="de-DE" w:bidi="ar-AE"/>
+        </w:rPr>
+        <w:t xml:space="preserve"> بِكَلِمَةِ اللهِ الْحَيَّةِ الْبَاقِيَةِ إِلَى الأَبَدِ.</w:t>
+      </w:r>
+      <w:r>
+        <w:rPr>
+          <w:rFonts w:hint="cs"/>
+          <w:rtl/>
+          <w:lang w:val="de-DE" w:bidi="ar-AE"/>
+        </w:rPr>
+        <w:t>" (1. بطرس 1: 23). لأن كلمة الله باقية فعلاً إلى الأبد، إنها شيء جديد كليًا. إنها في عالم الغير تائبين ليس لها أي وجود. لهذا قاطع الرب نيقوديموس وقال له: "</w:t>
+      </w:r>
+      <w:r>
+        <w:rPr>
+          <w:rtl/>
+          <w:lang w:val="de-DE" w:bidi="ar-AE"/>
+        </w:rPr>
+        <w:t>إِنْ كَانَ أَحَدٌ لاَ يُولَدُ مِنْ فَوْقُ لاَ يَقْدِرُ أَنْ يَرَى مَلَكُوتَ اللهِ</w:t>
+      </w:r>
+      <w:r>
+        <w:rPr>
+          <w:rFonts w:hint="cs"/>
+          <w:rtl/>
+          <w:lang w:val="de-DE" w:bidi="ar-AE"/>
+        </w:rPr>
+        <w:t>" (يوحنا 3: 3). إنه ينبغي أن يولد من الماء والروح. أنا أرجو بأن هذا يعلم به كثيرون، ولكن حيث يسود جهل في هذا الأمر سيتشكل هذا تدريجيًا في صورة معينة وهذا يعني تغيير كلي عند اعترافي بشكل واضح بأن المسيح يحيا فيّ وبالتالي ينشأ إنسان جديد يحيا لله.</w:t>
       </w:r>
     </w:p>
     <w:p>
       <w:pPr>
-        <w:bidi/>
         <w:jc w:val="both"/>
         <w:rPr>
-          <w:rFonts w:ascii="Sakkal Majalla" w:hAnsi="Sakkal Majalla" w:cs="Sakkal Majalla"/>
-          <w:sz w:val="28"/>
-          <w:szCs w:val="28"/>
-          <w:rtl/>
+          <w:rtl/>
+          <w:lang w:val="de-DE" w:bidi="ar-AE"/>
         </w:rPr>
       </w:pPr>
       <w:r>
         <w:rPr>
-          <w:rFonts w:ascii="Sakkal Majalla" w:hAnsi="Sakkal Majalla" w:cs="Sakkal Majalla" w:hint="cs"/>
-          <w:sz w:val="28"/>
-          <w:szCs w:val="28"/>
-          <w:rtl/>
-        </w:rPr>
-        <w:t xml:space="preserve">عندما أكون قريبًا من المسيح وأشعر، ما هي الخطية، عندها سيكون لي اشمئزاز منها. عندما يكون قريبي الذي يحب يسوع مشتبكًا في الخطية، فإني أدرك التناقض القائم بينه والرب. هذا التناقض يُنشئ إحساسًا عملت فيه المحبة بأن أهتم بحالة أخي، لأني سأفكر </w:t>
-      </w:r>
-      <w:r>
-        <w:rPr>
-          <w:rFonts w:ascii="Sakkal Majalla" w:hAnsi="Sakkal Majalla" w:cs="Sakkal Majalla" w:hint="cs"/>
-          <w:sz w:val="28"/>
-          <w:szCs w:val="28"/>
-          <w:rtl/>
-        </w:rPr>
-        <w:t>بالعناء</w:t>
-      </w:r>
-      <w:r>
-        <w:rPr>
-          <w:rFonts w:ascii="Sakkal Majalla" w:hAnsi="Sakkal Majalla" w:cs="Sakkal Majalla" w:hint="cs"/>
-          <w:sz w:val="28"/>
-          <w:szCs w:val="28"/>
-          <w:rtl/>
-        </w:rPr>
-        <w:t xml:space="preserve"> الذي تسببت فيه خطيته من نحو الرب. لكن من المستحيل بأن أمتلئ بهذه العواطف في المحبة، إن كنت أنا بنفسي لا أمكث في القرب من الرب.</w:t>
+          <w:rFonts w:hint="cs"/>
+          <w:rtl/>
+          <w:lang w:val="de-DE" w:bidi="ar-AE"/>
+        </w:rPr>
+        <w:t>المسيح هو هذه الحياة الأبدية التي كانت عند الآب والتي تصبح روحيًا حياتنا نحن. إنها ليست ما في الإنسان أو من الإنسان. إنها تمنحه تكوينه (تركيبته) الحقيقية. "</w:t>
+      </w:r>
+      <w:r>
+        <w:rPr>
+          <w:rFonts w:ascii="Arial" w:hAnsi="Arial" w:cs="Arial" w:hint="cs"/>
+          <w:rtl/>
+          <w:lang w:val="de-DE" w:bidi="ar-AE"/>
+        </w:rPr>
+        <w:t>​</w:t>
+      </w:r>
+      <w:r>
+        <w:rPr>
+          <w:rtl/>
+          <w:lang w:val="de-DE" w:bidi="ar-AE"/>
+        </w:rPr>
+        <w:t>1</w:t>
+      </w:r>
+      <w:r>
+        <w:rPr>
+          <w:rFonts w:ascii="Arial" w:hAnsi="Arial" w:cs="Arial" w:hint="cs"/>
+          <w:rtl/>
+          <w:lang w:val="de-DE" w:bidi="ar-AE"/>
+        </w:rPr>
+        <w:t>​</w:t>
+      </w:r>
+      <w:r>
+        <w:rPr>
+          <w:rtl/>
+          <w:lang w:val="de-DE" w:bidi="ar-AE"/>
+        </w:rPr>
+        <w:t xml:space="preserve"> </w:t>
+      </w:r>
+      <w:r>
+        <w:rPr>
+          <w:rFonts w:ascii="Arial" w:hAnsi="Arial" w:cs="Arial" w:hint="cs"/>
+          <w:rtl/>
+          <w:lang w:val="de-DE" w:bidi="ar-AE"/>
+        </w:rPr>
+        <w:t>​</w:t>
+      </w:r>
+      <w:r>
+        <w:rPr>
+          <w:rFonts w:hint="cs"/>
+          <w:rtl/>
+          <w:lang w:val="de-DE" w:bidi="ar-AE"/>
+        </w:rPr>
+        <w:t>اَلَّذِي</w:t>
+      </w:r>
+      <w:r>
+        <w:rPr>
+          <w:rtl/>
+          <w:lang w:val="de-DE" w:bidi="ar-AE"/>
+        </w:rPr>
+        <w:t xml:space="preserve"> </w:t>
+      </w:r>
+      <w:r>
+        <w:rPr>
+          <w:rFonts w:hint="cs"/>
+          <w:rtl/>
+          <w:lang w:val="de-DE" w:bidi="ar-AE"/>
+        </w:rPr>
+        <w:t>كَانَ</w:t>
+      </w:r>
+      <w:r>
+        <w:rPr>
+          <w:rtl/>
+          <w:lang w:val="de-DE" w:bidi="ar-AE"/>
+        </w:rPr>
+        <w:t xml:space="preserve"> </w:t>
+      </w:r>
+      <w:r>
+        <w:rPr>
+          <w:rFonts w:hint="cs"/>
+          <w:rtl/>
+          <w:lang w:val="de-DE" w:bidi="ar-AE"/>
+        </w:rPr>
+        <w:t>مِنَ</w:t>
+      </w:r>
+      <w:r>
+        <w:rPr>
+          <w:rtl/>
+          <w:lang w:val="de-DE" w:bidi="ar-AE"/>
+        </w:rPr>
+        <w:t xml:space="preserve"> </w:t>
+      </w:r>
+      <w:r>
+        <w:rPr>
+          <w:rFonts w:hint="cs"/>
+          <w:rtl/>
+          <w:lang w:val="de-DE" w:bidi="ar-AE"/>
+        </w:rPr>
+        <w:t>الْبَدْءِ،</w:t>
+      </w:r>
+      <w:r>
+        <w:rPr>
+          <w:rtl/>
+          <w:lang w:val="de-DE" w:bidi="ar-AE"/>
+        </w:rPr>
+        <w:t xml:space="preserve"> </w:t>
+      </w:r>
+      <w:r>
+        <w:rPr>
+          <w:rFonts w:hint="cs"/>
+          <w:rtl/>
+          <w:lang w:val="de-DE" w:bidi="ar-AE"/>
+        </w:rPr>
+        <w:t>الَّذِي</w:t>
+      </w:r>
+      <w:r>
+        <w:rPr>
+          <w:rtl/>
+          <w:lang w:val="de-DE" w:bidi="ar-AE"/>
+        </w:rPr>
+        <w:t xml:space="preserve"> </w:t>
+      </w:r>
+      <w:r>
+        <w:rPr>
+          <w:rFonts w:hint="cs"/>
+          <w:rtl/>
+          <w:lang w:val="de-DE" w:bidi="ar-AE"/>
+        </w:rPr>
+        <w:t>سَمِعْنَاهُ،</w:t>
+      </w:r>
+      <w:r>
+        <w:rPr>
+          <w:rtl/>
+          <w:lang w:val="de-DE" w:bidi="ar-AE"/>
+        </w:rPr>
+        <w:t xml:space="preserve"> </w:t>
+      </w:r>
+      <w:r>
+        <w:rPr>
+          <w:rFonts w:hint="cs"/>
+          <w:rtl/>
+          <w:lang w:val="de-DE" w:bidi="ar-AE"/>
+        </w:rPr>
+        <w:t>الَّذِي</w:t>
+      </w:r>
+      <w:r>
+        <w:rPr>
+          <w:rtl/>
+          <w:lang w:val="de-DE" w:bidi="ar-AE"/>
+        </w:rPr>
+        <w:t xml:space="preserve"> </w:t>
+      </w:r>
+      <w:r>
+        <w:rPr>
+          <w:rFonts w:hint="cs"/>
+          <w:rtl/>
+          <w:lang w:val="de-DE" w:bidi="ar-AE"/>
+        </w:rPr>
+        <w:t>رَأَيْنَاهُ</w:t>
+      </w:r>
+      <w:r>
+        <w:rPr>
+          <w:rtl/>
+          <w:lang w:val="de-DE" w:bidi="ar-AE"/>
+        </w:rPr>
+        <w:t xml:space="preserve"> </w:t>
+      </w:r>
+      <w:r>
+        <w:rPr>
+          <w:rFonts w:hint="cs"/>
+          <w:rtl/>
+          <w:lang w:val="de-DE" w:bidi="ar-AE"/>
+        </w:rPr>
+        <w:t>بِعُيُونِنَا،</w:t>
+      </w:r>
+      <w:r>
+        <w:rPr>
+          <w:rtl/>
+          <w:lang w:val="de-DE" w:bidi="ar-AE"/>
+        </w:rPr>
+        <w:t xml:space="preserve"> </w:t>
+      </w:r>
+      <w:r>
+        <w:rPr>
+          <w:rFonts w:hint="cs"/>
+          <w:rtl/>
+          <w:lang w:val="de-DE" w:bidi="ar-AE"/>
+        </w:rPr>
+        <w:t>الَّذِي</w:t>
+      </w:r>
+      <w:r>
+        <w:rPr>
+          <w:rtl/>
+          <w:lang w:val="de-DE" w:bidi="ar-AE"/>
+        </w:rPr>
+        <w:t xml:space="preserve"> </w:t>
+      </w:r>
+      <w:r>
+        <w:rPr>
+          <w:rFonts w:hint="cs"/>
+          <w:rtl/>
+          <w:lang w:val="de-DE" w:bidi="ar-AE"/>
+        </w:rPr>
+        <w:t>شَاهَدْنَاهُ،</w:t>
+      </w:r>
+      <w:r>
+        <w:rPr>
+          <w:rtl/>
+          <w:lang w:val="de-DE" w:bidi="ar-AE"/>
+        </w:rPr>
+        <w:t xml:space="preserve"> </w:t>
+      </w:r>
+      <w:r>
+        <w:rPr>
+          <w:rFonts w:hint="cs"/>
+          <w:rtl/>
+          <w:lang w:val="de-DE" w:bidi="ar-AE"/>
+        </w:rPr>
+        <w:t>وَلَمَسَتْهُ</w:t>
+      </w:r>
+      <w:r>
+        <w:rPr>
+          <w:rtl/>
+          <w:lang w:val="de-DE" w:bidi="ar-AE"/>
+        </w:rPr>
+        <w:t xml:space="preserve"> </w:t>
+      </w:r>
+      <w:r>
+        <w:rPr>
+          <w:rFonts w:hint="cs"/>
+          <w:rtl/>
+          <w:lang w:val="de-DE" w:bidi="ar-AE"/>
+        </w:rPr>
+        <w:t>أَيْدِينَا،</w:t>
+      </w:r>
+      <w:r>
+        <w:rPr>
+          <w:rtl/>
+          <w:lang w:val="de-DE" w:bidi="ar-AE"/>
+        </w:rPr>
+        <w:t xml:space="preserve"> </w:t>
+      </w:r>
+      <w:r>
+        <w:rPr>
+          <w:rFonts w:hint="cs"/>
+          <w:rtl/>
+          <w:lang w:val="de-DE" w:bidi="ar-AE"/>
+        </w:rPr>
+        <w:t>مِنْ</w:t>
+      </w:r>
+      <w:r>
+        <w:rPr>
+          <w:rtl/>
+          <w:lang w:val="de-DE" w:bidi="ar-AE"/>
+        </w:rPr>
+        <w:t xml:space="preserve"> </w:t>
+      </w:r>
+      <w:r>
+        <w:rPr>
+          <w:rFonts w:hint="cs"/>
+          <w:rtl/>
+          <w:lang w:val="de-DE" w:bidi="ar-AE"/>
+        </w:rPr>
+        <w:t>جِهَةِ</w:t>
+      </w:r>
+      <w:r>
+        <w:rPr>
+          <w:rtl/>
+          <w:lang w:val="de-DE" w:bidi="ar-AE"/>
+        </w:rPr>
+        <w:t xml:space="preserve"> </w:t>
+      </w:r>
+      <w:r>
+        <w:rPr>
+          <w:rFonts w:hint="cs"/>
+          <w:rtl/>
+          <w:lang w:val="de-DE" w:bidi="ar-AE"/>
+        </w:rPr>
+        <w:t>كَلِمَةِ</w:t>
+      </w:r>
+      <w:r>
+        <w:rPr>
+          <w:rtl/>
+          <w:lang w:val="de-DE" w:bidi="ar-AE"/>
+        </w:rPr>
+        <w:t xml:space="preserve"> </w:t>
+      </w:r>
+      <w:r>
+        <w:rPr>
+          <w:rFonts w:hint="cs"/>
+          <w:rtl/>
+          <w:lang w:val="de-DE" w:bidi="ar-AE"/>
+        </w:rPr>
+        <w:t>الْحَيَاةِ</w:t>
+      </w:r>
+      <w:r>
+        <w:rPr>
+          <w:rtl/>
+          <w:lang w:val="de-DE" w:bidi="ar-AE"/>
+        </w:rPr>
+        <w:t xml:space="preserve">.  </w:t>
+      </w:r>
+      <w:r>
+        <w:rPr>
+          <w:rFonts w:ascii="Arial" w:hAnsi="Arial" w:cs="Arial" w:hint="cs"/>
+          <w:rtl/>
+          <w:lang w:val="de-DE" w:bidi="ar-AE"/>
+        </w:rPr>
+        <w:t>​</w:t>
+      </w:r>
+      <w:r>
+        <w:rPr>
+          <w:rtl/>
+          <w:lang w:val="de-DE" w:bidi="ar-AE"/>
+        </w:rPr>
+        <w:t>2</w:t>
+      </w:r>
+      <w:r>
+        <w:rPr>
+          <w:rFonts w:ascii="Arial" w:hAnsi="Arial" w:cs="Arial" w:hint="cs"/>
+          <w:rtl/>
+          <w:lang w:val="de-DE" w:bidi="ar-AE"/>
+        </w:rPr>
+        <w:t>​</w:t>
+      </w:r>
+      <w:r>
+        <w:rPr>
+          <w:rtl/>
+          <w:lang w:val="de-DE" w:bidi="ar-AE"/>
+        </w:rPr>
+        <w:t xml:space="preserve"> </w:t>
+      </w:r>
+      <w:r>
+        <w:rPr>
+          <w:rFonts w:ascii="Arial" w:hAnsi="Arial" w:cs="Arial" w:hint="cs"/>
+          <w:rtl/>
+          <w:lang w:val="de-DE" w:bidi="ar-AE"/>
+        </w:rPr>
+        <w:t>​</w:t>
+      </w:r>
+      <w:r>
+        <w:rPr>
+          <w:rFonts w:hint="cs"/>
+          <w:rtl/>
+          <w:lang w:val="de-DE" w:bidi="ar-AE"/>
+        </w:rPr>
+        <w:t>فَإِنَّ</w:t>
+      </w:r>
+      <w:r>
+        <w:rPr>
+          <w:rtl/>
+          <w:lang w:val="de-DE" w:bidi="ar-AE"/>
+        </w:rPr>
+        <w:t xml:space="preserve"> </w:t>
+      </w:r>
+      <w:r>
+        <w:rPr>
+          <w:rFonts w:hint="cs"/>
+          <w:rtl/>
+          <w:lang w:val="de-DE" w:bidi="ar-AE"/>
+        </w:rPr>
+        <w:t>الْحَيَاةَ</w:t>
+      </w:r>
+      <w:r>
+        <w:rPr>
+          <w:rtl/>
+          <w:lang w:val="de-DE" w:bidi="ar-AE"/>
+        </w:rPr>
+        <w:t xml:space="preserve"> </w:t>
+      </w:r>
+      <w:r>
+        <w:rPr>
+          <w:rFonts w:hint="cs"/>
+          <w:rtl/>
+          <w:lang w:val="de-DE" w:bidi="ar-AE"/>
+        </w:rPr>
+        <w:t>أُظْهِرَتْ،</w:t>
+      </w:r>
+      <w:r>
+        <w:rPr>
+          <w:rtl/>
+          <w:lang w:val="de-DE" w:bidi="ar-AE"/>
+        </w:rPr>
+        <w:t xml:space="preserve"> </w:t>
+      </w:r>
+      <w:r>
+        <w:rPr>
+          <w:rFonts w:hint="cs"/>
+          <w:rtl/>
+          <w:lang w:val="de-DE" w:bidi="ar-AE"/>
+        </w:rPr>
+        <w:t>وَقَدْ</w:t>
+      </w:r>
+      <w:r>
+        <w:rPr>
+          <w:rtl/>
+          <w:lang w:val="de-DE" w:bidi="ar-AE"/>
+        </w:rPr>
+        <w:t xml:space="preserve"> </w:t>
+      </w:r>
+      <w:r>
+        <w:rPr>
+          <w:rFonts w:hint="cs"/>
+          <w:rtl/>
+          <w:lang w:val="de-DE" w:bidi="ar-AE"/>
+        </w:rPr>
+        <w:t>رَأَيْنَا</w:t>
+      </w:r>
+      <w:r>
+        <w:rPr>
+          <w:rtl/>
+          <w:lang w:val="de-DE" w:bidi="ar-AE"/>
+        </w:rPr>
+        <w:t xml:space="preserve"> </w:t>
+      </w:r>
+      <w:r>
+        <w:rPr>
+          <w:rFonts w:hint="cs"/>
+          <w:rtl/>
+          <w:lang w:val="de-DE" w:bidi="ar-AE"/>
+        </w:rPr>
+        <w:t>وَنَشْهَدُ</w:t>
+      </w:r>
+      <w:r>
+        <w:rPr>
+          <w:rtl/>
+          <w:lang w:val="de-DE" w:bidi="ar-AE"/>
+        </w:rPr>
+        <w:t xml:space="preserve"> </w:t>
+      </w:r>
+      <w:r>
+        <w:rPr>
+          <w:rFonts w:hint="cs"/>
+          <w:rtl/>
+          <w:lang w:val="de-DE" w:bidi="ar-AE"/>
+        </w:rPr>
+        <w:t>وَنُخْبِرُكُمْ</w:t>
+      </w:r>
+      <w:r>
+        <w:rPr>
+          <w:rtl/>
+          <w:lang w:val="de-DE" w:bidi="ar-AE"/>
+        </w:rPr>
+        <w:t xml:space="preserve"> </w:t>
+      </w:r>
+      <w:r>
+        <w:rPr>
+          <w:rFonts w:hint="cs"/>
+          <w:rtl/>
+          <w:lang w:val="de-DE" w:bidi="ar-AE"/>
+        </w:rPr>
+        <w:t>بِالْحَيَاةِ</w:t>
+      </w:r>
+      <w:r>
+        <w:rPr>
+          <w:rtl/>
+          <w:lang w:val="de-DE" w:bidi="ar-AE"/>
+        </w:rPr>
+        <w:t xml:space="preserve"> </w:t>
+      </w:r>
+      <w:r>
+        <w:rPr>
+          <w:rFonts w:hint="cs"/>
+          <w:rtl/>
+          <w:lang w:val="de-DE" w:bidi="ar-AE"/>
+        </w:rPr>
+        <w:t>الأَبَدِيَّةِ</w:t>
+      </w:r>
+      <w:r>
+        <w:rPr>
+          <w:rtl/>
+          <w:lang w:val="de-DE" w:bidi="ar-AE"/>
+        </w:rPr>
+        <w:t xml:space="preserve"> </w:t>
+      </w:r>
+      <w:r>
+        <w:rPr>
+          <w:rFonts w:hint="cs"/>
+          <w:rtl/>
+          <w:lang w:val="de-DE" w:bidi="ar-AE"/>
+        </w:rPr>
+        <w:t>الَّتِي</w:t>
+      </w:r>
+      <w:r>
+        <w:rPr>
+          <w:rtl/>
+          <w:lang w:val="de-DE" w:bidi="ar-AE"/>
+        </w:rPr>
+        <w:t xml:space="preserve"> </w:t>
+      </w:r>
+      <w:r>
+        <w:rPr>
+          <w:rFonts w:hint="cs"/>
+          <w:rtl/>
+          <w:lang w:val="de-DE" w:bidi="ar-AE"/>
+        </w:rPr>
+        <w:t>كَانَتْ</w:t>
+      </w:r>
+      <w:r>
+        <w:rPr>
+          <w:rtl/>
+          <w:lang w:val="de-DE" w:bidi="ar-AE"/>
+        </w:rPr>
+        <w:t xml:space="preserve"> </w:t>
+      </w:r>
+      <w:r>
+        <w:rPr>
+          <w:rFonts w:hint="cs"/>
+          <w:rtl/>
+          <w:lang w:val="de-DE" w:bidi="ar-AE"/>
+        </w:rPr>
+        <w:t>عِنْدَ</w:t>
+      </w:r>
+      <w:r>
+        <w:rPr>
+          <w:rtl/>
+          <w:lang w:val="de-DE" w:bidi="ar-AE"/>
+        </w:rPr>
+        <w:t xml:space="preserve"> </w:t>
+      </w:r>
+      <w:r>
+        <w:rPr>
+          <w:rFonts w:hint="cs"/>
+          <w:rtl/>
+          <w:lang w:val="de-DE" w:bidi="ar-AE"/>
+        </w:rPr>
+        <w:t>الآبِ</w:t>
+      </w:r>
+      <w:r>
+        <w:rPr>
+          <w:rtl/>
+          <w:lang w:val="de-DE" w:bidi="ar-AE"/>
+        </w:rPr>
+        <w:t xml:space="preserve"> </w:t>
+      </w:r>
+      <w:r>
+        <w:rPr>
+          <w:rFonts w:hint="cs"/>
+          <w:rtl/>
+          <w:lang w:val="de-DE" w:bidi="ar-AE"/>
+        </w:rPr>
+        <w:t>وَأُظْهِرَتْ</w:t>
+      </w:r>
+      <w:r>
+        <w:rPr>
+          <w:rtl/>
+          <w:lang w:val="de-DE" w:bidi="ar-AE"/>
+        </w:rPr>
+        <w:t xml:space="preserve"> </w:t>
+      </w:r>
+      <w:r>
+        <w:rPr>
+          <w:rFonts w:hint="cs"/>
+          <w:rtl/>
+          <w:lang w:val="de-DE" w:bidi="ar-AE"/>
+        </w:rPr>
+        <w:t>لَنَا</w:t>
+      </w:r>
+      <w:r>
+        <w:rPr>
+          <w:rtl/>
+          <w:lang w:val="de-DE" w:bidi="ar-AE"/>
+        </w:rPr>
+        <w:t>.</w:t>
+      </w:r>
+      <w:r>
+        <w:rPr>
+          <w:rFonts w:hint="cs"/>
+          <w:rtl/>
+          <w:lang w:val="de-DE" w:bidi="ar-AE"/>
+        </w:rPr>
+        <w:t>" إننا رأينا الحياة الأبدية في شخص الابن نازلة من الس</w:t>
+      </w:r>
+      <w:r>
+        <w:rPr>
+          <w:rFonts w:hint="cs"/>
+          <w:rtl/>
+          <w:lang w:val="de-DE" w:bidi="ar-AE"/>
+        </w:rPr>
+        <w:t>ماء. هو صار إنسانًا. هكذا نحن نقرأ في يوحنا: "</w:t>
+      </w:r>
+      <w:r>
+        <w:rPr>
+          <w:rtl/>
+          <w:lang w:val="de-DE" w:bidi="ar-AE"/>
+        </w:rPr>
+        <w:t>وَالْحَيَاةُ كَانَتْ نُورَ النَّاسِ</w:t>
+      </w:r>
+      <w:r>
+        <w:rPr>
+          <w:rFonts w:hint="cs"/>
+          <w:rtl/>
+          <w:lang w:val="de-DE" w:bidi="ar-AE"/>
+        </w:rPr>
+        <w:t xml:space="preserve">". إن هذا ما يؤكَّد عليه هناك. إنها ليست حياة ملائكة. إنها جملة من الممكن عكسها، </w:t>
+      </w:r>
+      <w:r>
+        <w:rPr>
+          <w:rtl/>
+          <w:lang w:val="de-DE" w:bidi="ar-AE"/>
+        </w:rPr>
+        <w:t>أي أن نور وحياة البشر يتوافقان تمامًا مع بعضهما البعض، على الرغم من أنه يمكن تأكيد أحدهما بالآخر.</w:t>
       </w:r>
     </w:p>
     <w:p>
       <w:pPr>
-        <w:bidi/>
         <w:jc w:val="both"/>
         <w:rPr>
-          <w:rFonts w:ascii="Sakkal Majalla" w:hAnsi="Sakkal Majalla" w:cs="Sakkal Majalla"/>
-          <w:sz w:val="28"/>
-          <w:szCs w:val="28"/>
-          <w:rtl/>
+          <w:rtl/>
+          <w:lang w:val="de-DE" w:bidi="ar-AE"/>
         </w:rPr>
       </w:pPr>
       <w:r>
         <w:rPr>
-          <w:rFonts w:ascii="Sakkal Majalla" w:hAnsi="Sakkal Majalla" w:cs="Sakkal Majalla" w:hint="cs"/>
-          <w:sz w:val="28"/>
-          <w:szCs w:val="28"/>
-          <w:rtl/>
-        </w:rPr>
-        <w:t>إن غسل أقدام إخوتنا معناه، التعامل مع بؤسهم إذ نعي مَن هو يسوع وما يشعر هو (الرب) به.</w:t>
+          <w:rFonts w:hint="cs"/>
+          <w:rtl/>
+          <w:lang w:val="de-DE" w:bidi="ar-AE"/>
+        </w:rPr>
+        <w:t>حينما كان المسيح في العالم ظهر كل ما كان في البداية فشل بسيط كعداوة لابن الله. هو أظهر لطفًا وقوة إلهية وكامل جوهر نعمة إلهية، لكن هذا خبّر عن الله وهذا ما لم يرده الإنسان ولا بأي ثمن. لقد قال: "</w:t>
+      </w:r>
+      <w:r>
+        <w:rPr>
+          <w:rtl/>
+          <w:lang w:val="de-DE" w:bidi="ar-AE"/>
+        </w:rPr>
+        <w:t>وَأَبْغَضُونِي أَنَا وَأَبِي.</w:t>
+      </w:r>
+      <w:r>
+        <w:rPr>
+          <w:rFonts w:hint="cs"/>
+          <w:rtl/>
+          <w:lang w:val="de-DE" w:bidi="ar-AE"/>
+        </w:rPr>
+        <w:t xml:space="preserve">" (يوحنا 15: 24). لقد رُفض في كلمته وأيضًا في عمله كما يرينا في يوحنا 8 و 9. بالتالي فالأمر لم يكن مرتبط بالفشل والخطية فقط. فقبل أن يجيء كانا موجودين كليهما بكثرة. لقد ارتبط الأمر بأنه تم الإخبار عن الله بذاته </w:t>
+      </w:r>
+      <w:r>
+        <w:rPr>
+          <w:rFonts w:hint="cs"/>
+          <w:rtl/>
+          <w:lang w:val="de-DE" w:bidi="ar-AE"/>
+        </w:rPr>
+        <w:t xml:space="preserve">للبشر بالذات في مراحم ولأنه كان الله رفضوه. إن العالم امتُحن بهذا الشكل والنتيجة هي كالتالي: الإنسان الساقط المطرود من الفردوس طرد الله </w:t>
+      </w:r>
+      <w:r>
+        <w:rPr>
+          <w:rtl/>
+          <w:lang w:val="de-DE" w:bidi="ar-AE"/>
+        </w:rPr>
+        <w:t>–</w:t>
+      </w:r>
+      <w:r>
+        <w:rPr>
+          <w:rFonts w:hint="cs"/>
+          <w:rtl/>
+          <w:lang w:val="de-DE" w:bidi="ar-AE"/>
+        </w:rPr>
+        <w:t xml:space="preserve"> بكل ما كان في استطاعة الإنسان </w:t>
+      </w:r>
+      <w:r>
+        <w:rPr>
+          <w:rtl/>
+          <w:lang w:val="de-DE" w:bidi="ar-AE"/>
+        </w:rPr>
+        <w:t>–</w:t>
+      </w:r>
+      <w:r>
+        <w:rPr>
+          <w:rFonts w:hint="cs"/>
+          <w:rtl/>
+          <w:lang w:val="de-DE" w:bidi="ar-AE"/>
+        </w:rPr>
+        <w:t xml:space="preserve"> من العالم الذي جاء إليه بالنعمة، بينما كان في خطية وفساد سقط فيهما الإنسان حينما طُرد من الفردوس. وهكذا العالم الآن لا يريد أن يحتمل أن شخص يشبه المسيح. إنه سيحتمل الكثير من المسيحيين وسيجيد تعامله مع مسيحيين لطفاء، لكن المسيحي مدعو بأن يكون أمينًا. </w:t>
+      </w:r>
+      <w:r>
+        <w:rPr>
+          <w:rFonts w:hint="cs"/>
+          <w:rtl/>
+          <w:lang w:val="de-DE" w:bidi="ar-AE"/>
+        </w:rPr>
+        <w:t>ضع في فكرك، بأن المسيحي له طبيعتين وإن أجاد تعامله مع العالم، فسيذهب المسيحي للعالم، لأن العالم لا يمكنه أن يذهب إلى المسيحي إذ له طبيعة واحدة فقط.</w:t>
       </w:r>
     </w:p>
     <w:p>
       <w:pPr>
-        <w:bidi/>
         <w:jc w:val="both"/>
         <w:rPr>
-          <w:rFonts w:ascii="Sakkal Majalla" w:hAnsi="Sakkal Majalla" w:cs="Sakkal Majalla"/>
-          <w:sz w:val="28"/>
-          <w:szCs w:val="28"/>
-          <w:rtl/>
+          <w:rtl/>
+          <w:lang w:val="de-DE" w:bidi="ar-AE"/>
         </w:rPr>
       </w:pPr>
       <w:r>
         <w:rPr>
-          <w:rFonts w:ascii="Sakkal Majalla" w:hAnsi="Sakkal Majalla" w:cs="Sakkal Majalla" w:hint="cs"/>
-          <w:sz w:val="28"/>
-          <w:szCs w:val="28"/>
-          <w:rtl/>
-        </w:rPr>
-        <w:t>هذه الشركة والتمتع بغِنى النعمة كما هي في المسيح يسوع أيضًا تُظهر فينا هذه النعمة. إني سأشعر بالشر بأكثر عمق إن أدنته وحكمت عليه في قلبي أنا. هذا يحفظنا في حالة الاتضاع بينما نكون على الدوام ممتحنين بوعينا بالشر الساكن فينا. إن كانت فعلاً النعمة وحدها التي تملأ قلبي، سأرى اتساخ وتنجس قدمي أخي. في تمتعي بالشركة مع المسيح أكون قادرًا بأن أحكم في كل ما لا يتفق مع هذه النعمة.</w:t>
-      </w:r>
-    </w:p>
-    <w:p>
-      <w:pPr>
-        <w:bidi/>
-        <w:jc w:val="both"/>
-        <w:rPr>
-          <w:rFonts w:ascii="Sakkal Majalla" w:hAnsi="Sakkal Majalla" w:cs="Sakkal Majalla"/>
-          <w:sz w:val="28"/>
-          <w:szCs w:val="28"/>
-          <w:rtl/>
-        </w:rPr>
-      </w:pPr>
-      <w:r>
-        <w:rPr>
-          <w:rFonts w:ascii="Sakkal Majalla" w:hAnsi="Sakkal Majalla" w:cs="Sakkal Majalla" w:hint="cs"/>
-          <w:sz w:val="28"/>
-          <w:szCs w:val="28"/>
-          <w:rtl/>
-        </w:rPr>
-        <w:t>قوة هذه الشركة تظهر في حياتنا وسلوكنا؛ نحن نعبر بقوة الله عبر أحزان ومِحَن هذا الزمان، والشر لا يمكنه أن يمسنا بأي ضرر.</w:t>
-      </w:r>
-    </w:p>
-    <w:p>
-      <w:pPr>
-        <w:bidi/>
-        <w:jc w:val="both"/>
-        <w:rPr>
-          <w:rFonts w:ascii="Sakkal Majalla" w:hAnsi="Sakkal Majalla" w:cs="Sakkal Majalla"/>
-          <w:sz w:val="28"/>
-          <w:szCs w:val="28"/>
-          <w:rtl/>
-        </w:rPr>
-      </w:pPr>
-      <w:r>
-        <w:rPr>
-          <w:rFonts w:ascii="Sakkal Majalla" w:hAnsi="Sakkal Majalla" w:cs="Sakkal Majalla" w:hint="cs"/>
-          <w:sz w:val="28"/>
-          <w:szCs w:val="28"/>
-          <w:rtl/>
-        </w:rPr>
-        <w:t>إن الفرح المتهاون، السطحي والمليء بالضجيج لا يحكم ولا يدين الشر؛ فقط المكوث بالقرب من الله يقدر أن يحفظ نفوسنا في القداسة. الخطية تمت إدانتها بالكامل والحُكم عليها؛ فإدانة الذات</w:t>
-      </w:r>
-      <w:r>
-        <w:rPr>
-          <w:rFonts w:ascii="Sakkal Majalla" w:hAnsi="Sakkal Majalla" w:cs="Sakkal Majalla" w:hint="cs"/>
-          <w:sz w:val="28"/>
-          <w:szCs w:val="28"/>
-          <w:rtl/>
-        </w:rPr>
-        <w:t xml:space="preserve"> نتيجته</w:t>
-      </w:r>
-      <w:r>
-        <w:rPr>
-          <w:rFonts w:ascii="Sakkal Majalla" w:hAnsi="Sakkal Majalla" w:cs="Sakkal Majalla" w:hint="cs"/>
-          <w:sz w:val="28"/>
-          <w:szCs w:val="28"/>
-          <w:rtl/>
-        </w:rPr>
-        <w:t xml:space="preserve"> اتضاع حقيقي. في حضرة الله لا يمكننا أن نجد الكبرياء لنتفاعل معه. نحن لا يمكننا أن نكون متكبرين، لأننا سعداء جدًا ونعلم بإحاطة مجد الله من حولنا. إذ </w:t>
-      </w:r>
-      <w:bookmarkStart w:id="0" w:name="_GoBack"/>
-      <w:bookmarkEnd w:id="0"/>
-      <w:r>
-        <w:rPr>
-          <w:rFonts w:ascii="Sakkal Majalla" w:hAnsi="Sakkal Majalla" w:cs="Sakkal Majalla" w:hint="cs"/>
-          <w:sz w:val="28"/>
-          <w:szCs w:val="28"/>
-          <w:rtl/>
-        </w:rPr>
-        <w:t>هكذا هو الأمر فكيف لنا أن نُثبت مجدنا نحن؟</w:t>
-      </w:r>
-    </w:p>
-    <w:p>
-      <w:pPr>
-        <w:bidi/>
-        <w:jc w:val="both"/>
-        <w:rPr>
-          <w:rFonts w:ascii="Sakkal Majalla" w:hAnsi="Sakkal Majalla" w:cs="Sakkal Majalla"/>
-          <w:sz w:val="28"/>
-          <w:szCs w:val="28"/>
-          <w:rtl/>
-        </w:rPr>
-      </w:pPr>
-      <w:r>
-        <w:rPr>
-          <w:rFonts w:ascii="Sakkal Majalla" w:hAnsi="Sakkal Majalla" w:cs="Sakkal Majalla" w:hint="cs"/>
-          <w:sz w:val="28"/>
-          <w:szCs w:val="28"/>
-          <w:rtl/>
-        </w:rPr>
-        <w:lastRenderedPageBreak/>
-        <w:t>إن مركز المسيح كان متميزًا بمكوثه الدائم في شركة مع الله؛ فهذا كان اتضاع. هو كان قريبًا جدًا من الله لدرجة أنه حتى وضع نفسه في قوة الروح القدس من أجل كل شعبه. المسيحي يمكنه أن يجد النعمة كل حين في يسوع المسيح، لأن المسيح بنفسه هو الذي غسل له قدميه. ولكن لا يحق له بأن يكتفي بذلك؛ فهو مدعو بأن يغسل أقدام إخوته، ولأجل ذلك بالذات عليه أن يمكث قريبًا من يسوع، في كامل نعمته. نحن نتمتع بهذه النعمة ونتمنى بأن نتشارك فيها كل حين. إنها تُنعشنا وتشددنا وتؤهلنا بأن نخدم في روحها من نحو الآخرين.</w:t>
-      </w:r>
-    </w:p>
-    <w:p>
-      <w:pPr>
-        <w:bidi/>
-        <w:jc w:val="both"/>
-        <w:rPr>
-          <w:rFonts w:ascii="Sakkal Majalla" w:hAnsi="Sakkal Majalla" w:cs="Sakkal Majalla"/>
-          <w:sz w:val="28"/>
-          <w:szCs w:val="28"/>
-          <w:rtl/>
-        </w:rPr>
-      </w:pPr>
-      <w:r>
-        <w:rPr>
-          <w:rFonts w:ascii="Sakkal Majalla" w:hAnsi="Sakkal Majalla" w:cs="Sakkal Majalla" w:hint="cs"/>
-          <w:sz w:val="28"/>
-          <w:szCs w:val="28"/>
-          <w:rtl/>
-        </w:rPr>
-        <w:t>يا ليت يبقى هذا الاشتياق والرغبة حيًا في نفوسنا لشركة حقيقية مع الرب، واثقين ومختبرين كل نعمه وكل مواعيده وامتيازاته. إن فهمنا أناته ولطفه فسندين ونحكم على كل أصل ومصدر للشر فينا نحن وسيكون فينا الرغبة في قلوبنا فقط، بأن يكون كل شيء مرتبطًا بنعمة المسيح. إن كنا في شركة معه، فلا يمكننا أن نسمح لأنفسنا، بأن نرى إخوتنا وهم ليسوا في ذات الحالة. هذه الشركة تمنح المحبة الساكنة فينا ذات القوة التي نجدها أيضًا في قلب يسوع. نحن لا يمكننا أن ننظر ونبقى هادئين، عندما تجول خاصته بأقدام متسخة. إن كنا في شركة مع المسيح فسنكون عندها أيضًا ممتلئين بما يحرك قلبه.</w:t>
-      </w:r>
-    </w:p>
-    <w:p>
-      <w:pPr>
-        <w:bidi/>
-        <w:jc w:val="both"/>
-        <w:rPr>
-          <w:rFonts w:ascii="Sakkal Majalla" w:hAnsi="Sakkal Majalla" w:cs="Sakkal Majalla"/>
-          <w:sz w:val="28"/>
-          <w:szCs w:val="28"/>
-          <w:rtl/>
-        </w:rPr>
-      </w:pPr>
-      <w:r>
-        <w:rPr>
-          <w:rFonts w:ascii="Sakkal Majalla" w:hAnsi="Sakkal Majalla" w:cs="Sakkal Majalla" w:hint="cs"/>
-          <w:sz w:val="28"/>
-          <w:szCs w:val="28"/>
-          <w:rtl/>
-        </w:rPr>
-        <w:t>هل هذه هي حالتنا الحقيقية فعلاً؟ هل نسعى بأن تظهر هذه النعمة في قلوب جميع إخوتنا؟</w:t>
-      </w:r>
-    </w:p>
-    <w:p>
-      <w:pPr>
-        <w:bidi/>
-        <w:jc w:val="both"/>
-        <w:rPr>
-          <w:rFonts w:ascii="Sakkal Majalla" w:hAnsi="Sakkal Majalla" w:cs="Sakkal Majalla"/>
-          <w:sz w:val="28"/>
-          <w:szCs w:val="28"/>
-          <w:rtl/>
-        </w:rPr>
-      </w:pPr>
-      <w:r>
-        <w:rPr>
-          <w:rFonts w:ascii="Sakkal Majalla" w:hAnsi="Sakkal Majalla" w:cs="Sakkal Majalla" w:hint="cs"/>
-          <w:sz w:val="28"/>
-          <w:szCs w:val="28"/>
-          <w:rtl/>
-        </w:rPr>
-        <w:t>إن ابتعدنا عنه، فسيكون من السهل علينا أن ننذر، ونكشف عن الشر، ونصرح عنه وندينه، ولكن فقط في القرب منه، في شركة معه سيكون بوسعنا بأن نواجه كل شر فينا نحن وعند إخوتنا بالنعمة. في النعمة سنجد وسيلة الشفاء في إزالة الشر ومواجهته.</w:t>
-      </w:r>
-    </w:p>
-    <w:p>
-      <w:pPr>
-        <w:bidi/>
-        <w:jc w:val="both"/>
-        <w:rPr>
-          <w:rFonts w:ascii="Sakkal Majalla" w:hAnsi="Sakkal Majalla" w:cs="Sakkal Majalla"/>
-          <w:sz w:val="28"/>
-          <w:szCs w:val="28"/>
-          <w:rtl/>
-        </w:rPr>
-      </w:pPr>
-      <w:r>
-        <w:rPr>
-          <w:rFonts w:ascii="Sakkal Majalla" w:hAnsi="Sakkal Majalla" w:cs="Sakkal Majalla" w:hint="cs"/>
-          <w:sz w:val="28"/>
-          <w:szCs w:val="28"/>
-          <w:rtl/>
-        </w:rPr>
-        <w:t>يسوع هو مصدر النِعَم، أقوى من مصدر التنجس، الذي أدخله إبليس بالخطية إلى العالم.</w:t>
-      </w:r>
-    </w:p>
-    <w:p>
-      <w:pPr>
-        <w:bidi/>
-        <w:jc w:val="both"/>
-        <w:rPr>
-          <w:rFonts w:ascii="Sakkal Majalla" w:hAnsi="Sakkal Majalla" w:cs="Sakkal Majalla"/>
-          <w:sz w:val="28"/>
-          <w:szCs w:val="28"/>
-          <w:rtl/>
-        </w:rPr>
-      </w:pPr>
-      <w:r>
-        <w:rPr>
-          <w:rFonts w:ascii="Sakkal Majalla" w:hAnsi="Sakkal Majalla" w:cs="Sakkal Majalla" w:hint="cs"/>
-          <w:sz w:val="28"/>
-          <w:szCs w:val="28"/>
-          <w:rtl/>
-        </w:rPr>
-        <w:t>إن مفتاح كل هذه الأفكار نجده في رد يسوع على بطرس الذي قاومه: "</w:t>
-      </w:r>
-      <w:r>
-        <w:rPr>
-          <w:rtl/>
-        </w:rPr>
-        <w:t xml:space="preserve"> </w:t>
-      </w:r>
-      <w:r>
-        <w:rPr>
-          <w:rFonts w:ascii="Sakkal Majalla" w:hAnsi="Sakkal Majalla" w:cs="Sakkal Majalla"/>
-          <w:sz w:val="28"/>
-          <w:szCs w:val="28"/>
-          <w:rtl/>
-        </w:rPr>
-        <w:t>«إِنْ كُنْتُ لاَ أَغْسِلُكَ فَلَيْسَ لَكَ مَعِي نَصِيبٌ».</w:t>
-      </w:r>
-      <w:r>
-        <w:rPr>
-          <w:rFonts w:ascii="Sakkal Majalla" w:hAnsi="Sakkal Majalla" w:cs="Sakkal Majalla" w:hint="cs"/>
-          <w:sz w:val="28"/>
-          <w:szCs w:val="28"/>
-          <w:rtl/>
-        </w:rPr>
-        <w:t>" فهدف وبغية قلوبنا يجب أن تكون بأن نرغب ونتمنى بأن يكون لنا نصيب معه، لكن لا أحد يستطيع أن يكون له هذا النصيب، إن لم يغسله بطُهر الماء الذي فاض من جنبه المطعون.</w:t>
-      </w:r>
-    </w:p>
-    <w:p>
-      <w:pPr>
-        <w:bidi/>
-        <w:jc w:val="center"/>
-        <w:rPr>
-          <w:rFonts w:ascii="Sakkal Majalla" w:hAnsi="Sakkal Majalla" w:cs="Sakkal Majalla"/>
-          <w:sz w:val="28"/>
-          <w:szCs w:val="28"/>
-          <w:rtl/>
-        </w:rPr>
-      </w:pPr>
-      <w:r>
-        <w:rPr>
-          <w:rFonts w:ascii="Sakkal Majalla" w:hAnsi="Sakkal Majalla" w:cs="Sakkal Majalla" w:hint="cs"/>
-          <w:sz w:val="28"/>
-          <w:szCs w:val="28"/>
-          <w:rtl/>
-        </w:rPr>
-        <w:t>-</w:t>
-      </w:r>
-      <w:r>
-        <w:rPr>
-          <w:rFonts w:ascii="Sakkal Majalla" w:hAnsi="Sakkal Majalla" w:cs="Sakkal Majalla" w:hint="cs"/>
-          <w:sz w:val="28"/>
-          <w:szCs w:val="28"/>
-          <w:rtl/>
-        </w:rPr>
-        <w:t xml:space="preserve"> </w:t>
-      </w:r>
-      <w:r>
-        <w:rPr>
-          <w:rFonts w:ascii="Sakkal Majalla" w:hAnsi="Sakkal Majalla" w:cs="Sakkal Majalla" w:hint="cs"/>
-          <w:sz w:val="28"/>
-          <w:szCs w:val="28"/>
-          <w:rtl/>
-        </w:rPr>
-        <w:t>تم -</w:t>
-      </w:r>
-    </w:p>
-    <w:p>
-      <w:pPr>
-        <w:bidi/>
-        <w:jc w:val="both"/>
-        <w:rPr>
-          <w:rFonts w:ascii="Sakkal Majalla" w:hAnsi="Sakkal Majalla" w:cs="Sakkal Majalla"/>
-          <w:sz w:val="28"/>
-          <w:szCs w:val="28"/>
-          <w:rtl/>
-        </w:rPr>
-      </w:pPr>
+          <w:rFonts w:hint="cs"/>
+          <w:rtl/>
+          <w:lang w:val="de-DE" w:bidi="ar-AE"/>
+        </w:rPr>
+        <w:t>إن اهتمام الجسد هو عداوة لله. هذا ما يقوله العالم: إننا لا نريده. هذا معناه: "</w:t>
+      </w:r>
+      <w:r>
+        <w:rPr>
+          <w:rtl/>
+          <w:lang w:val="de-DE" w:bidi="ar-AE"/>
+        </w:rPr>
+        <w:t>الَّذِي بَذَلَ نَفْسَهُ لأَجْلِ خَطَايَانَا، لِيُنْقِذَنَا</w:t>
+      </w:r>
+      <w:r>
+        <w:rPr>
+          <w:rFonts w:hint="cs"/>
+          <w:rtl/>
+          <w:lang w:val="de-DE" w:bidi="ar-AE"/>
+        </w:rPr>
+        <w:t xml:space="preserve"> (ليُخرجنا)</w:t>
+      </w:r>
+      <w:r>
+        <w:rPr>
+          <w:rtl/>
+          <w:lang w:val="de-DE" w:bidi="ar-AE"/>
+        </w:rPr>
+        <w:t xml:space="preserve"> مِنَ الْعَالَمِ الْحَاضِرِ الشِّرِّيرِ</w:t>
+      </w:r>
+      <w:r>
+        <w:rPr>
+          <w:rFonts w:hint="cs"/>
+          <w:rtl/>
+          <w:lang w:val="de-DE" w:bidi="ar-AE"/>
+        </w:rPr>
+        <w:t>" (غلاطية 1: 4). هكذا أنا أرى ذاك، الإنسان الذي رفضه العالم، أما الله فقد وجد فيه سروره. والله يقول: ينبغي أن أتمم مقاصد نعمتي؛ وللمسيح يقول: تعال واجلس عن يميني إلى أن أتممها. هو مضى إلى هناك والعالم لم يعُد يراه.</w:t>
+      </w:r>
     </w:p>
     <w:sectPr>
       <w:pgSz w:w="11906" w:h="16838"/>
-      <w:pgMar w:top="1440" w:right="1440" w:bottom="1440" w:left="1440" w:header="708" w:footer="708" w:gutter="0"/>
+      <w:pgMar w:top="1440" w:right="1800" w:bottom="1440" w:left="1800" w:header="708" w:footer="708" w:gutter="0"/>
       <w:cols w:space="708"/>
+      <w:bidi/>
+      <w:rtlGutter/>
       <w:docGrid w:linePitch="360"/>
     </w:sectPr>
   </w:body>
 </w:document>
 </file>
 
-<file path=word/numbering.xml><?xml version="1.0" encoding="utf-8"?>
-<w:numbering xmlns:wpc="http://schemas.microsoft.com/office/word/2010/wordprocessingCanvas" xmlns:cx="http://schemas.microsoft.com/office/drawing/2014/chartex" xmlns:cx1="http://schemas.microsoft.com/office/drawing/2015/9/8/chartex" xmlns:cx2="http://schemas.microsoft.com/office/drawing/2015/10/21/chartex" xmlns:cx3="http://schemas.microsoft.com/office/drawing/2016/5/9/chartex" xmlns:cx4="http://schemas.microsoft.com/office/drawing/2016/5/10/chartex" xmlns:cx5="http://schemas.microsoft.com/office/drawing/2016/5/11/chartex" xmlns:cx6="http://schemas.microsoft.com/office/drawing/2016/5/12/chartex" xmlns:cx7="http://schemas.microsoft.com/office/drawing/2016/5/13/chartex" xmlns:cx8="http://schemas.microsoft.com/office/drawing/2016/5/14/chartex" xmlns:mc="http://schemas.openxmlformats.org/markup-compatibility/2006" xmlns:aink="http://schemas.microsoft.com/office/drawing/2016/ink" xmlns:am3d="http://schemas.microsoft.com/office/drawing/2017/model3d" xmlns:o="urn:schemas-microsoft-com:office:office" xmlns:r="http://schemas.openxmlformats.org/officeDocument/2006/relationships" xmlns:m="http://schemas.openxmlformats.org/officeDocument/2006/math" xmlns:v="urn:schemas-microsoft-com:vml" xmlns:wp14="http://schemas.microsoft.com/office/word/2010/wordprocessingDrawing" xmlns:wp="http://schemas.openxmlformats.org/drawingml/2006/wordprocessingDrawing" xmlns:w10="urn:schemas-microsoft-com:office:word" xmlns:w="http://schemas.openxmlformats.org/wordprocessingml/2006/main" xmlns:w14="http://schemas.microsoft.com/office/word/2010/wordml" xmlns:w15="http://schemas.microsoft.com/office/word/2012/wordml" xmlns:w16cid="http://schemas.microsoft.com/office/word/2016/wordml/cid" xmlns:w16se="http://schemas.microsoft.com/office/word/2015/wordml/symex" xmlns:wpg="http://schemas.microsoft.com/office/word/2010/wordprocessingGroup" xmlns:wpi="http://schemas.microsoft.com/office/word/2010/wordprocessingInk" xmlns:wne="http://schemas.microsoft.com/office/word/2006/wordml" xmlns:wps="http://schemas.microsoft.com/office/word/2010/wordprocessingShape" mc:Ignorable="w14 w15 w16se w16cid wp14">
-  <w:abstractNum w:abstractNumId="0" w15:restartNumberingAfterBreak="0">
-    <w:nsid w:val="52E31919"/>
-    <w:multiLevelType w:val="hybridMultilevel"/>
-    <w:tmpl w:val="6C241FA6"/>
-    <w:lvl w:ilvl="0" w:tplc="0264391C">
-      <w:numFmt w:val="bullet"/>
-      <w:lvlText w:val="-"/>
-      <w:lvlJc w:val="left"/>
-      <w:pPr>
-        <w:ind w:left="720" w:hanging="360"/>
-      </w:pPr>
-      <w:rPr>
-        <w:rFonts w:ascii="Sakkal Majalla" w:eastAsiaTheme="minorHAnsi" w:hAnsi="Sakkal Majalla" w:cs="Sakkal Majalla" w:hint="default"/>
-      </w:rPr>
-    </w:lvl>
-    <w:lvl w:ilvl="1" w:tplc="20000003" w:tentative="1">
-      <w:start w:val="1"/>
-      <w:numFmt w:val="bullet"/>
-      <w:lvlText w:val="o"/>
-      <w:lvlJc w:val="left"/>
-      <w:pPr>
-        <w:ind w:left="1440" w:hanging="360"/>
-      </w:pPr>
-      <w:rPr>
-        <w:rFonts w:ascii="Courier New" w:hAnsi="Courier New" w:cs="Courier New" w:hint="default"/>
-      </w:rPr>
-    </w:lvl>
-    <w:lvl w:ilvl="2" w:tplc="20000005" w:tentative="1">
-      <w:start w:val="1"/>
-      <w:numFmt w:val="bullet"/>
-      <w:lvlText w:val=""/>
-      <w:lvlJc w:val="left"/>
-      <w:pPr>
-        <w:ind w:left="2160" w:hanging="360"/>
-      </w:pPr>
-      <w:rPr>
-        <w:rFonts w:ascii="Wingdings" w:hAnsi="Wingdings" w:hint="default"/>
-      </w:rPr>
-    </w:lvl>
-    <w:lvl w:ilvl="3" w:tplc="20000001" w:tentative="1">
-      <w:start w:val="1"/>
-      <w:numFmt w:val="bullet"/>
-      <w:lvlText w:val=""/>
-      <w:lvlJc w:val="left"/>
-      <w:pPr>
-        <w:ind w:left="2880" w:hanging="360"/>
-      </w:pPr>
-      <w:rPr>
-        <w:rFonts w:ascii="Symbol" w:hAnsi="Symbol" w:hint="default"/>
-      </w:rPr>
-    </w:lvl>
-    <w:lvl w:ilvl="4" w:tplc="20000003" w:tentative="1">
-      <w:start w:val="1"/>
-      <w:numFmt w:val="bullet"/>
-      <w:lvlText w:val="o"/>
-      <w:lvlJc w:val="left"/>
-      <w:pPr>
-        <w:ind w:left="3600" w:hanging="360"/>
-      </w:pPr>
-      <w:rPr>
-        <w:rFonts w:ascii="Courier New" w:hAnsi="Courier New" w:cs="Courier New" w:hint="default"/>
-      </w:rPr>
-    </w:lvl>
-    <w:lvl w:ilvl="5" w:tplc="20000005" w:tentative="1">
-      <w:start w:val="1"/>
-      <w:numFmt w:val="bullet"/>
-      <w:lvlText w:val=""/>
-      <w:lvlJc w:val="left"/>
-      <w:pPr>
-        <w:ind w:left="4320" w:hanging="360"/>
-      </w:pPr>
-      <w:rPr>
-        <w:rFonts w:ascii="Wingdings" w:hAnsi="Wingdings" w:hint="default"/>
-      </w:rPr>
-    </w:lvl>
-    <w:lvl w:ilvl="6" w:tplc="20000001" w:tentative="1">
-      <w:start w:val="1"/>
-      <w:numFmt w:val="bullet"/>
-      <w:lvlText w:val=""/>
-      <w:lvlJc w:val="left"/>
-      <w:pPr>
-        <w:ind w:left="5040" w:hanging="360"/>
-      </w:pPr>
-      <w:rPr>
-        <w:rFonts w:ascii="Symbol" w:hAnsi="Symbol" w:hint="default"/>
-      </w:rPr>
-    </w:lvl>
-    <w:lvl w:ilvl="7" w:tplc="20000003" w:tentative="1">
-      <w:start w:val="1"/>
-      <w:numFmt w:val="bullet"/>
-      <w:lvlText w:val="o"/>
-      <w:lvlJc w:val="left"/>
-      <w:pPr>
-        <w:ind w:left="5760" w:hanging="360"/>
-      </w:pPr>
-      <w:rPr>
-        <w:rFonts w:ascii="Courier New" w:hAnsi="Courier New" w:cs="Courier New" w:hint="default"/>
-      </w:rPr>
-    </w:lvl>
-    <w:lvl w:ilvl="8" w:tplc="20000005" w:tentative="1">
-      <w:start w:val="1"/>
-      <w:numFmt w:val="bullet"/>
-      <w:lvlText w:val=""/>
-      <w:lvlJc w:val="left"/>
-      <w:pPr>
-        <w:ind w:left="6480" w:hanging="360"/>
-      </w:pPr>
-      <w:rPr>
-        <w:rFonts w:ascii="Wingdings" w:hAnsi="Wingdings" w:hint="default"/>
-      </w:rPr>
-    </w:lvl>
-  </w:abstractNum>
-  <w:num w:numId="1">
-    <w:abstractNumId w:val="0"/>
-  </w:num>
-</w:numbering>
-</file>
-
 <file path=word/styles.xml><?xml version="1.0" encoding="utf-8"?>
-<w:styles xmlns:mc="http://schemas.openxmlformats.org/markup-compatibility/2006" xmlns:r="http://schemas.openxmlformats.org/officeDocument/2006/relationships" xmlns:w="http://schemas.openxmlformats.org/wordprocessingml/2006/main" xmlns:w14="http://schemas.microsoft.com/office/word/2010/wordml" xmlns:w15="http://schemas.microsoft.com/office/word/2012/wordml" xmlns:w16cid="http://schemas.microsoft.com/office/word/2016/wordml/cid" xmlns:w16se="http://schemas.microsoft.com/office/word/2015/wordml/symex" mc:Ignorable="w14 w15 w16se w16cid">
+<w:styles xmlns:mc="http://schemas.openxmlformats.org/markup-compatibility/2006" xmlns:r="http://schemas.openxmlformats.org/officeDocument/2006/relationships" xmlns:w="http://schemas.openxmlformats.org/wordprocessingml/2006/main" xmlns:w14="http://schemas.microsoft.com/office/word/2010/wordml" xmlns:w15="http://schemas.microsoft.com/office/word/2012/wordml" xmlns:w16cex="http://schemas.microsoft.com/office/word/2018/wordml/cex" xmlns:w16cid="http://schemas.microsoft.com/office/word/2016/wordml/cid" xmlns:w16="http://schemas.microsoft.com/office/word/2018/wordml" xmlns:w16sdtdh="http://schemas.microsoft.com/office/word/2020/wordml/sdtdatahash" xmlns:w16se="http://schemas.microsoft.com/office/word/2015/wordml/symex" mc:Ignorable="w14 w15 w16se w16cid w16 w16cex w16sdtdh">
   <w:docDefaults>
     <w:rPrDefault>
       <w:rPr>
-        <w:rFonts w:asciiTheme="minorHAnsi" w:eastAsiaTheme="minorHAnsi" w:hAnsiTheme="minorHAnsi" w:cstheme="minorBidi"/>
-        <w:sz w:val="22"/>
-        <w:szCs w:val="22"/>
-        <w:lang w:val="en-IL" w:eastAsia="en-US" w:bidi="ar-SA"/>
+        <w:rFonts w:ascii="Sakkal Majalla" w:eastAsiaTheme="minorHAnsi" w:hAnsi="Sakkal Majalla" w:cs="Sakkal Majalla"/>
+        <w:sz w:val="28"/>
+        <w:szCs w:val="28"/>
+        <w:lang w:val="en-US" w:eastAsia="en-US" w:bidi="ar-SA"/>
       </w:rPr>
     </w:rPrDefault>
     <w:pPrDefault>
@@ -1007,9 +1519,9 @@
   <w:style w:type="paragraph" w:default="1" w:styleId="Normal">
     <w:name w:val="Normal"/>
     <w:qFormat/>
-    <w:rPr>
-      <w:lang w:bidi="ar-EG"/>
-    </w:rPr>
+    <w:pPr>
+      <w:bidi/>
+    </w:pPr>
   </w:style>
   <w:style w:type="character" w:default="1" w:styleId="DefaultParagraphFont">
     <w:name w:val="Default Paragraph Font"/>
@@ -1043,7 +1555,7 @@
     <w:basedOn w:val="DefaultParagraphFont"/>
     <w:uiPriority w:val="99"/>
     <w:unhideWhenUsed/>
-    <w:rsid w:val="00BA25D2"/>
+    <w:rsid w:val="002143FC"/>
     <w:rPr>
       <w:color w:val="0563C1" w:themeColor="hyperlink"/>
       <w:u w:val="single"/>
@@ -1055,28 +1567,29 @@
     <w:uiPriority w:val="99"/>
     <w:semiHidden/>
     <w:unhideWhenUsed/>
-    <w:rsid w:val="00BA25D2"/>
+    <w:rsid w:val="002143FC"/>
     <w:rPr>
       <w:color w:val="605E5C"/>
       <w:shd w:val="clear" w:color="auto" w:fill="E1DFDD"/>
     </w:rPr>
   </w:style>
-  <w:style w:type="paragraph" w:styleId="ListParagraph">
-    <w:name w:val="List Paragraph"/>
-    <w:basedOn w:val="Normal"/>
-    <w:uiPriority w:val="34"/>
-    <w:qFormat/>
-    <w:rsid w:val="001F7213"/>
-    <w:pPr>
-      <w:ind w:left="720"/>
-      <w:contextualSpacing/>
-    </w:pPr>
+  <w:style w:type="character" w:styleId="FollowedHyperlink">
+    <w:name w:val="FollowedHyperlink"/>
+    <w:basedOn w:val="DefaultParagraphFont"/>
+    <w:uiPriority w:val="99"/>
+    <w:semiHidden/>
+    <w:unhideWhenUsed/>
+    <w:rsid w:val="00897883"/>
+    <w:rPr>
+      <w:color w:val="954F72" w:themeColor="followedHyperlink"/>
+      <w:u w:val="single"/>
+    </w:rPr>
   </w:style>
 </w:styles>
 </file>
 
 <file path=word/theme/theme1.xml><?xml version="1.0" encoding="utf-8"?>
-<a:theme xmlns:a="http://schemas.openxmlformats.org/drawingml/2006/main" name="ערכת נושא Office">
+<a:theme xmlns:a="http://schemas.openxmlformats.org/drawingml/2006/main" name="Office Theme">
   <a:themeElements>
     <a:clrScheme name="Office">
       <a:dk1>
